--- a/zhs/docx/059.content.docx
+++ b/zhs/docx/059.content.docx
@@ -218,36 +218,24 @@
         </w:rPr>
         <w:t>这个名字的意思是仇敌或控告者。这是</w:t>
       </w:r>
-      <w:hyperlink r:id="rId13">
-        <w:r>
-          <w:rPr>
-            <w:lang w:val="zh_CN" w:bidi="zh_CN"/>
-          </w:rPr>
-          <w:rPr>
-            <w:color w:val="0000EE"/>
-            <w:u w:val="single"/>
-          </w:rPr>
-          <w:t>魔鬼</w:t>
-        </w:r>
-      </w:hyperlink>
+      <w:r>
+        <w:rPr>
+          <w:lang w:val="zh_CN" w:bidi="zh_CN"/>
+        </w:rPr>
+        <w:t>魔鬼</w:t>
+      </w:r>
       <w:r>
         <w:rPr>
           <w:lang w:val="zh_CN" w:bidi="zh_CN"/>
         </w:rPr>
         <w:t>的名字，牠是所有</w:t>
       </w:r>
-      <w:hyperlink r:id="rId14">
-        <w:r>
-          <w:rPr>
-            <w:lang w:val="zh_CN" w:bidi="zh_CN"/>
-          </w:rPr>
-          <w:rPr>
-            <w:color w:val="0000EE"/>
-            <w:u w:val="single"/>
-          </w:rPr>
-          <w:t>邪灵</w:t>
-        </w:r>
-      </w:hyperlink>
+      <w:r>
+        <w:rPr>
+          <w:lang w:val="zh_CN" w:bidi="zh_CN"/>
+        </w:rPr>
+        <w:t>邪灵</w:t>
+      </w:r>
       <w:r>
         <w:rPr>
           <w:lang w:val="zh_CN" w:bidi="zh_CN"/>
@@ -268,18 +256,12 @@
         </w:rPr>
         <w:t>神创造了万物，因此神也创造了所有的灵。神创造他们，就像</w:t>
       </w:r>
-      <w:hyperlink r:id="rId15">
-        <w:r>
-          <w:rPr>
-            <w:lang w:val="zh_CN" w:bidi="zh_CN"/>
-          </w:rPr>
-          <w:rPr>
-            <w:color w:val="0000EE"/>
-            <w:u w:val="single"/>
-          </w:rPr>
-          <w:t>天使</w:t>
-        </w:r>
-      </w:hyperlink>
+      <w:r>
+        <w:rPr>
+          <w:lang w:val="zh_CN" w:bidi="zh_CN"/>
+        </w:rPr>
+        <w:t>天使</w:t>
+      </w:r>
       <w:r>
         <w:rPr>
           <w:lang w:val="zh_CN" w:bidi="zh_CN"/>
@@ -354,18 +336,12 @@
         </w:rPr>
         <w:t>然而，神比撒但强大得多。在耶稣受死并且</w:t>
       </w:r>
-      <w:hyperlink r:id="rId16">
-        <w:r>
-          <w:rPr>
-            <w:lang w:val="zh_CN" w:bidi="zh_CN"/>
-          </w:rPr>
-          <w:rPr>
-            <w:color w:val="0000EE"/>
-            <w:u w:val="single"/>
-          </w:rPr>
-          <w:t>复活</w:t>
-        </w:r>
-      </w:hyperlink>
+      <w:r>
+        <w:rPr>
+          <w:lang w:val="zh_CN" w:bidi="zh_CN"/>
+        </w:rPr>
+        <w:t>复活</w:t>
+      </w:r>
       <w:r>
         <w:rPr>
           <w:lang w:val="zh_CN" w:bidi="zh_CN"/>
@@ -425,7 +401,7 @@
           <w:lang w:val="zh_CN" w:bidi="zh_CN"/>
         </w:rPr>
       </w:r>
-      <w:hyperlink r:id="rId17">
+      <w:hyperlink r:id="rId13">
         <w:r>
           <w:rPr>
             <w:lang w:val="zh_CN" w:bidi="zh_CN"/>
@@ -491,54 +467,36 @@
         </w:rPr>
         <w:t>在耶稣时代，</w:t>
       </w:r>
-      <w:hyperlink r:id="rId18">
-        <w:r>
-          <w:rPr>
-            <w:lang w:val="zh_CN" w:bidi="zh_CN"/>
-          </w:rPr>
-          <w:rPr>
-            <w:color w:val="0000EE"/>
-            <w:u w:val="single"/>
-          </w:rPr>
-          <w:t>以色列</w:t>
-        </w:r>
-      </w:hyperlink>
+      <w:r>
+        <w:rPr>
+          <w:lang w:val="zh_CN" w:bidi="zh_CN"/>
+        </w:rPr>
+        <w:t>以色列</w:t>
+      </w:r>
       <w:r>
         <w:rPr>
           <w:lang w:val="zh_CN" w:bidi="zh_CN"/>
         </w:rPr>
         <w:t>有两个重要的宗教</w:t>
       </w:r>
-      <w:hyperlink r:id="rId19">
-        <w:r>
-          <w:rPr>
-            <w:lang w:val="zh_CN" w:bidi="zh_CN"/>
-          </w:rPr>
-          <w:rPr>
-            <w:color w:val="0000EE"/>
-            <w:u w:val="single"/>
-          </w:rPr>
-          <w:t>教师</w:t>
-        </w:r>
-      </w:hyperlink>
+      <w:r>
+        <w:rPr>
+          <w:lang w:val="zh_CN" w:bidi="zh_CN"/>
+        </w:rPr>
+        <w:t>教师</w:t>
+      </w:r>
       <w:r>
         <w:rPr>
           <w:lang w:val="zh_CN" w:bidi="zh_CN"/>
         </w:rPr>
         <w:t>团体。这些人是</w:t>
       </w:r>
-      <w:hyperlink r:id="rId20">
-        <w:r>
-          <w:rPr>
-            <w:lang w:val="zh_CN" w:bidi="zh_CN"/>
-          </w:rPr>
-          <w:rPr>
-            <w:color w:val="0000EE"/>
-            <w:u w:val="single"/>
-          </w:rPr>
-          <w:t>法利赛人</w:t>
-        </w:r>
-      </w:hyperlink>
+      <w:r>
+        <w:rPr>
+          <w:lang w:val="zh_CN" w:bidi="zh_CN"/>
+        </w:rPr>
+        <w:t>法利赛人</w:t>
+      </w:r>
       <w:r>
         <w:rPr>
           <w:lang w:val="zh_CN" w:bidi="zh_CN"/>
@@ -558,72 +516,48 @@
         </w:rPr>
         <w:t>。 法利赛人非常关心完全遵守神的律法，他们甚至制定了一些额外的</w:t>
       </w:r>
-      <w:hyperlink r:id="rId21">
-        <w:r>
-          <w:rPr>
-            <w:lang w:val="zh_CN" w:bidi="zh_CN"/>
-          </w:rPr>
-          <w:rPr>
-            <w:color w:val="0000EE"/>
-            <w:u w:val="single"/>
-          </w:rPr>
-          <w:t>律法</w:t>
-        </w:r>
-      </w:hyperlink>
+      <w:r>
+        <w:rPr>
+          <w:lang w:val="zh_CN" w:bidi="zh_CN"/>
+        </w:rPr>
+        <w:t>律法</w:t>
+      </w:r>
       <w:r>
         <w:rPr>
           <w:lang w:val="zh_CN" w:bidi="zh_CN"/>
         </w:rPr>
         <w:t>。 他们想将自己与不遵守神律法的人隔开。 撒都该人只遵守旧约前五卷书中的律法。 他们</w:t>
       </w:r>
-      <w:hyperlink r:id="rId22">
-        <w:r>
-          <w:rPr>
-            <w:lang w:val="zh_CN" w:bidi="zh_CN"/>
-          </w:rPr>
-          <w:rPr>
-            <w:color w:val="0000EE"/>
-            <w:u w:val="single"/>
-          </w:rPr>
-          <w:t>认为</w:t>
-        </w:r>
-      </w:hyperlink>
+      <w:r>
+        <w:rPr>
+          <w:lang w:val="zh_CN" w:bidi="zh_CN"/>
+        </w:rPr>
+        <w:t>认为</w:t>
+      </w:r>
       <w:r>
         <w:rPr>
           <w:lang w:val="zh_CN" w:bidi="zh_CN"/>
         </w:rPr>
         <w:t>只有旧约的前五卷书才是重要的。 他们不相信死后有生命，也不相信</w:t>
       </w:r>
-      <w:hyperlink r:id="rId15">
-        <w:r>
-          <w:rPr>
-            <w:lang w:val="zh_CN" w:bidi="zh_CN"/>
-          </w:rPr>
-          <w:rPr>
-            <w:color w:val="0000EE"/>
-            <w:u w:val="single"/>
-          </w:rPr>
-          <w:t>天使</w:t>
-        </w:r>
-      </w:hyperlink>
+      <w:r>
+        <w:rPr>
+          <w:lang w:val="zh_CN" w:bidi="zh_CN"/>
+        </w:rPr>
+        <w:t>天使</w:t>
+      </w:r>
       <w:r>
         <w:rPr>
           <w:lang w:val="zh_CN" w:bidi="zh_CN"/>
         </w:rPr>
         <w:t>或</w:t>
       </w:r>
-      <w:hyperlink r:id="rId23">
-        <w:r>
-          <w:rPr>
-            <w:lang w:val="zh_CN" w:bidi="zh_CN"/>
-          </w:rPr>
-          <w:rPr>
-            <w:color w:val="0000EE"/>
-            <w:u w:val="single"/>
-          </w:rPr>
-          <w:t>撒旦</w:t>
-        </w:r>
-      </w:hyperlink>
+      <w:r>
+        <w:rPr>
+          <w:lang w:val="zh_CN" w:bidi="zh_CN"/>
+        </w:rPr>
+        <w:t>撒旦</w:t>
+      </w:r>
       <w:r>
         <w:rPr>
           <w:lang w:val="zh_CN" w:bidi="zh_CN"/>
@@ -652,72 +586,48 @@
           <w:lang w:val="zh_CN" w:bidi="zh_CN"/>
         </w:rPr>
       </w:r>
-      <w:hyperlink r:id="rId24">
-        <w:r>
-          <w:rPr>
-            <w:lang w:val="zh_CN" w:bidi="zh_CN"/>
-          </w:rPr>
-          <w:rPr>
-            <w:color w:val="0000EE"/>
-            <w:u w:val="single"/>
-          </w:rPr>
-          <w:t>耶路撒冷</w:t>
-        </w:r>
-      </w:hyperlink>
+      <w:r>
+        <w:rPr>
+          <w:lang w:val="zh_CN" w:bidi="zh_CN"/>
+        </w:rPr>
+        <w:t>耶路撒冷</w:t>
+      </w:r>
       <w:r>
         <w:rPr>
           <w:lang w:val="zh_CN" w:bidi="zh_CN"/>
         </w:rPr>
         <w:t>有一些</w:t>
       </w:r>
-      <w:hyperlink r:id="rId25">
-        <w:r>
-          <w:rPr>
-            <w:lang w:val="zh_CN" w:bidi="zh_CN"/>
-          </w:rPr>
-          <w:rPr>
-            <w:color w:val="0000EE"/>
-            <w:u w:val="single"/>
-          </w:rPr>
-          <w:t>祭司</w:t>
-        </w:r>
-      </w:hyperlink>
+      <w:r>
+        <w:rPr>
+          <w:lang w:val="zh_CN" w:bidi="zh_CN"/>
+        </w:rPr>
+        <w:t>祭司</w:t>
+      </w:r>
       <w:r>
         <w:rPr>
           <w:lang w:val="zh_CN" w:bidi="zh_CN"/>
         </w:rPr>
         <w:t>是撒都该人。 撒都该人有一些成员也是</w:t>
       </w:r>
-      <w:hyperlink r:id="rId26">
-        <w:r>
-          <w:rPr>
-            <w:lang w:val="zh_CN" w:bidi="zh_CN"/>
-          </w:rPr>
-          <w:rPr>
-            <w:color w:val="0000EE"/>
-            <w:u w:val="single"/>
-          </w:rPr>
-          <w:t>公会</w:t>
-        </w:r>
-      </w:hyperlink>
+      <w:r>
+        <w:rPr>
+          <w:lang w:val="zh_CN" w:bidi="zh_CN"/>
+        </w:rPr>
+        <w:t>公会</w:t>
+      </w:r>
       <w:r>
         <w:rPr>
           <w:lang w:val="zh_CN" w:bidi="zh_CN"/>
         </w:rPr>
         <w:t>，就是</w:t>
       </w:r>
-      <w:hyperlink r:id="rId27">
-        <w:r>
-          <w:rPr>
-            <w:lang w:val="zh_CN" w:bidi="zh_CN"/>
-          </w:rPr>
-          <w:rPr>
-            <w:color w:val="0000EE"/>
-            <w:u w:val="single"/>
-          </w:rPr>
-          <w:t>犹太</w:t>
-        </w:r>
-      </w:hyperlink>
+      <w:r>
+        <w:rPr>
+          <w:lang w:val="zh_CN" w:bidi="zh_CN"/>
+        </w:rPr>
+        <w:t>犹太</w:t>
+      </w:r>
       <w:r>
         <w:rPr>
           <w:lang w:val="zh_CN" w:bidi="zh_CN"/>
@@ -777,7 +687,7 @@
           <w:lang w:val="zh_CN" w:bidi="zh_CN"/>
         </w:rPr>
       </w:r>
-      <w:hyperlink r:id="rId17">
+      <w:hyperlink r:id="rId13">
         <w:r>
           <w:rPr>
             <w:lang w:val="zh_CN" w:bidi="zh_CN"/>

--- a/zhs/docx/059.content.docx
+++ b/zhs/docx/059.content.docx
@@ -375,23 +375,12 @@
         <w:rPr>
           <w:lang w:val="zh_CN" w:bidi="zh_CN"/>
         </w:rPr>
-        <w:t>撒但</w:t>
-      </w:r>
-      <w:r>
-        <w:rPr>
-          <w:lang w:val="zh_CN" w:bidi="zh_CN"/>
-        </w:rPr>
-      </w:r>
-    </w:p>
-    <w:p>
-      <w:pPr>
-        <w:pStyle w:val="Heading4"/>
-      </w:pPr>
-      <w:r>
-        <w:rPr>
-          <w:lang w:val="zh_CN" w:bidi="zh_CN"/>
-        </w:rPr>
-        <w:t>Audio Content</w:t>
+        <w:t>撒都该人</w:t>
+      </w:r>
+      <w:r>
+        <w:rPr>
+          <w:lang w:val="zh_CN" w:bidi="zh_CN"/>
+        </w:rPr>
       </w:r>
     </w:p>
     <w:p>
@@ -401,33 +390,108 @@
           <w:lang w:val="zh_CN" w:bidi="zh_CN"/>
         </w:rPr>
       </w:r>
-      <w:hyperlink r:id="rId13">
-        <w:r>
-          <w:rPr>
-            <w:lang w:val="zh_CN" w:bidi="zh_CN"/>
-          </w:rPr>
-          <w:rPr>
-            <w:color w:val="0000EE"/>
-            <w:u w:val="single"/>
-          </w:rPr>
-          <w:t>mp3 file</w:t>
-        </w:r>
-      </w:hyperlink>
-      <w:r>
-        <w:rPr>
-          <w:lang w:val="zh_CN" w:bidi="zh_CN"/>
-        </w:rPr>
-        <w:t xml:space="preserve"> (None KB)</w:t>
-      </w:r>
-      <w:r>
-        <w:rPr>
-          <w:lang w:val="zh_CN" w:bidi="zh_CN"/>
-        </w:rPr>
-      </w:r>
-      <w:r>
-        <w:rPr>
-          <w:lang w:val="zh_CN" w:bidi="zh_CN"/>
-        </w:rPr>
+      <w:r>
+        <w:rPr>
+          <w:lang w:val="zh_CN" w:bidi="zh_CN"/>
+        </w:rPr>
+        <w:t>在耶稣时代，</w:t>
+      </w:r>
+      <w:r>
+        <w:rPr>
+          <w:lang w:val="zh_CN" w:bidi="zh_CN"/>
+        </w:rPr>
+        <w:t>以色列</w:t>
+      </w:r>
+      <w:r>
+        <w:rPr>
+          <w:lang w:val="zh_CN" w:bidi="zh_CN"/>
+        </w:rPr>
+        <w:t>有两个重要的宗教</w:t>
+      </w:r>
+      <w:r>
+        <w:rPr>
+          <w:lang w:val="zh_CN" w:bidi="zh_CN"/>
+        </w:rPr>
+        <w:t>教师</w:t>
+      </w:r>
+      <w:r>
+        <w:rPr>
+          <w:lang w:val="zh_CN" w:bidi="zh_CN"/>
+        </w:rPr>
+        <w:t>团体。这些人是</w:t>
+      </w:r>
+      <w:r>
+        <w:rPr>
+          <w:lang w:val="zh_CN" w:bidi="zh_CN"/>
+        </w:rPr>
+        <w:t>法利赛人</w:t>
+      </w:r>
+      <w:r>
+        <w:rPr>
+          <w:lang w:val="zh_CN" w:bidi="zh_CN"/>
+        </w:rPr>
+        <w:t>和</w:t>
+      </w:r>
+      <w:r>
+        <w:rPr>
+          <w:b/>
+          <w:lang w:val="zh_CN" w:bidi="zh_CN"/>
+        </w:rPr>
+        <w:t>撒都该人</w:t>
+      </w:r>
+      <w:r>
+        <w:rPr>
+          <w:lang w:val="zh_CN" w:bidi="zh_CN"/>
+        </w:rPr>
+        <w:t>。 法利赛人非常关心完全遵守神的律法，他们甚至制定了一些额外的</w:t>
+      </w:r>
+      <w:r>
+        <w:rPr>
+          <w:lang w:val="zh_CN" w:bidi="zh_CN"/>
+        </w:rPr>
+        <w:t>律法</w:t>
+      </w:r>
+      <w:r>
+        <w:rPr>
+          <w:lang w:val="zh_CN" w:bidi="zh_CN"/>
+        </w:rPr>
+        <w:t>。 他们想将自己与不遵守神律法的人隔开。 撒都该人只遵守旧约前五卷书中的律法。 他们</w:t>
+      </w:r>
+      <w:r>
+        <w:rPr>
+          <w:lang w:val="zh_CN" w:bidi="zh_CN"/>
+        </w:rPr>
+        <w:t>认为</w:t>
+      </w:r>
+      <w:r>
+        <w:rPr>
+          <w:lang w:val="zh_CN" w:bidi="zh_CN"/>
+        </w:rPr>
+        <w:t>只有旧约的前五卷书才是重要的。 他们不相信死后有生命，也不相信</w:t>
+      </w:r>
+      <w:r>
+        <w:rPr>
+          <w:lang w:val="zh_CN" w:bidi="zh_CN"/>
+        </w:rPr>
+        <w:t>天使</w:t>
+      </w:r>
+      <w:r>
+        <w:rPr>
+          <w:lang w:val="zh_CN" w:bidi="zh_CN"/>
+        </w:rPr>
+        <w:t>或</w:t>
+      </w:r>
+      <w:r>
+        <w:rPr>
+          <w:lang w:val="zh_CN" w:bidi="zh_CN"/>
+        </w:rPr>
+        <w:t>撒旦</w:t>
+      </w:r>
+      <w:r>
+        <w:rPr>
+          <w:lang w:val="zh_CN" w:bidi="zh_CN"/>
+        </w:rPr>
+        <w:t>存在。</w:t>
       </w:r>
     </w:p>
     <w:p>
@@ -437,21 +501,11 @@
           <w:lang w:val="zh_CN" w:bidi="zh_CN"/>
         </w:rPr>
       </w:r>
-    </w:p>
-    <w:p>
-      <w:pPr>
-        <w:pStyle w:val="Heading2"/>
-      </w:pPr>
-      <w:r>
-        <w:rPr>
-          <w:lang w:val="zh_CN" w:bidi="zh_CN"/>
-        </w:rPr>
-        <w:t>撒都该人</w:t>
-      </w:r>
-      <w:r>
-        <w:rPr>
-          <w:lang w:val="zh_CN" w:bidi="zh_CN"/>
-        </w:rPr>
+      <w:r>
+        <w:rPr>
+          <w:lang w:val="zh_CN" w:bidi="zh_CN"/>
+        </w:rPr>
+        <w:t>与法利赛人不同，耶稣时代的撒都该人与罗马政府合作，因此他们拥有更多的政治权力和影响力。</w:t>
       </w:r>
     </w:p>
     <w:p>
@@ -465,131 +519,6 @@
         <w:rPr>
           <w:lang w:val="zh_CN" w:bidi="zh_CN"/>
         </w:rPr>
-        <w:t>在耶稣时代，</w:t>
-      </w:r>
-      <w:r>
-        <w:rPr>
-          <w:lang w:val="zh_CN" w:bidi="zh_CN"/>
-        </w:rPr>
-        <w:t>以色列</w:t>
-      </w:r>
-      <w:r>
-        <w:rPr>
-          <w:lang w:val="zh_CN" w:bidi="zh_CN"/>
-        </w:rPr>
-        <w:t>有两个重要的宗教</w:t>
-      </w:r>
-      <w:r>
-        <w:rPr>
-          <w:lang w:val="zh_CN" w:bidi="zh_CN"/>
-        </w:rPr>
-        <w:t>教师</w:t>
-      </w:r>
-      <w:r>
-        <w:rPr>
-          <w:lang w:val="zh_CN" w:bidi="zh_CN"/>
-        </w:rPr>
-        <w:t>团体。这些人是</w:t>
-      </w:r>
-      <w:r>
-        <w:rPr>
-          <w:lang w:val="zh_CN" w:bidi="zh_CN"/>
-        </w:rPr>
-        <w:t>法利赛人</w:t>
-      </w:r>
-      <w:r>
-        <w:rPr>
-          <w:lang w:val="zh_CN" w:bidi="zh_CN"/>
-        </w:rPr>
-        <w:t>和</w:t>
-      </w:r>
-      <w:r>
-        <w:rPr>
-          <w:b/>
-          <w:lang w:val="zh_CN" w:bidi="zh_CN"/>
-        </w:rPr>
-        <w:t>撒都该人</w:t>
-      </w:r>
-      <w:r>
-        <w:rPr>
-          <w:lang w:val="zh_CN" w:bidi="zh_CN"/>
-        </w:rPr>
-        <w:t>。 法利赛人非常关心完全遵守神的律法，他们甚至制定了一些额外的</w:t>
-      </w:r>
-      <w:r>
-        <w:rPr>
-          <w:lang w:val="zh_CN" w:bidi="zh_CN"/>
-        </w:rPr>
-        <w:t>律法</w:t>
-      </w:r>
-      <w:r>
-        <w:rPr>
-          <w:lang w:val="zh_CN" w:bidi="zh_CN"/>
-        </w:rPr>
-        <w:t>。 他们想将自己与不遵守神律法的人隔开。 撒都该人只遵守旧约前五卷书中的律法。 他们</w:t>
-      </w:r>
-      <w:r>
-        <w:rPr>
-          <w:lang w:val="zh_CN" w:bidi="zh_CN"/>
-        </w:rPr>
-        <w:t>认为</w:t>
-      </w:r>
-      <w:r>
-        <w:rPr>
-          <w:lang w:val="zh_CN" w:bidi="zh_CN"/>
-        </w:rPr>
-        <w:t>只有旧约的前五卷书才是重要的。 他们不相信死后有生命，也不相信</w:t>
-      </w:r>
-      <w:r>
-        <w:rPr>
-          <w:lang w:val="zh_CN" w:bidi="zh_CN"/>
-        </w:rPr>
-        <w:t>天使</w:t>
-      </w:r>
-      <w:r>
-        <w:rPr>
-          <w:lang w:val="zh_CN" w:bidi="zh_CN"/>
-        </w:rPr>
-        <w:t>或</w:t>
-      </w:r>
-      <w:r>
-        <w:rPr>
-          <w:lang w:val="zh_CN" w:bidi="zh_CN"/>
-        </w:rPr>
-        <w:t>撒旦</w:t>
-      </w:r>
-      <w:r>
-        <w:rPr>
-          <w:lang w:val="zh_CN" w:bidi="zh_CN"/>
-        </w:rPr>
-        <w:t>存在。</w:t>
-      </w:r>
-    </w:p>
-    <w:p>
-      <w:pPr/>
-      <w:r>
-        <w:rPr>
-          <w:lang w:val="zh_CN" w:bidi="zh_CN"/>
-        </w:rPr>
-      </w:r>
-      <w:r>
-        <w:rPr>
-          <w:lang w:val="zh_CN" w:bidi="zh_CN"/>
-        </w:rPr>
-        <w:t>与法利赛人不同，耶稣时代的撒都该人与罗马政府合作，因此他们拥有更多的政治权力和影响力。</w:t>
-      </w:r>
-    </w:p>
-    <w:p>
-      <w:pPr/>
-      <w:r>
-        <w:rPr>
-          <w:lang w:val="zh_CN" w:bidi="zh_CN"/>
-        </w:rPr>
-      </w:r>
-      <w:r>
-        <w:rPr>
-          <w:lang w:val="zh_CN" w:bidi="zh_CN"/>
-        </w:rPr>
         <w:t>耶路撒冷</w:t>
       </w:r>
       <w:r>
@@ -633,77 +562,6 @@
           <w:lang w:val="zh_CN" w:bidi="zh_CN"/>
         </w:rPr>
         <w:t>宗教法庭的成员。</w:t>
-      </w:r>
-      <w:r>
-        <w:rPr>
-          <w:lang w:val="zh_CN" w:bidi="zh_CN"/>
-        </w:rPr>
-      </w:r>
-      <w:r>
-        <w:rPr>
-          <w:lang w:val="zh_CN" w:bidi="zh_CN"/>
-        </w:rPr>
-      </w:r>
-    </w:p>
-    <w:p>
-      <w:pPr/>
-      <w:r>
-        <w:rPr>
-          <w:lang w:val="zh_CN" w:bidi="zh_CN"/>
-        </w:rPr>
-      </w:r>
-    </w:p>
-    <w:p>
-      <w:pPr>
-        <w:pStyle w:val="Heading2"/>
-      </w:pPr>
-      <w:r>
-        <w:rPr>
-          <w:lang w:val="zh_CN" w:bidi="zh_CN"/>
-        </w:rPr>
-        <w:t>撒都该人</w:t>
-      </w:r>
-      <w:r>
-        <w:rPr>
-          <w:lang w:val="zh_CN" w:bidi="zh_CN"/>
-        </w:rPr>
-      </w:r>
-    </w:p>
-    <w:p>
-      <w:pPr>
-        <w:pStyle w:val="Heading4"/>
-      </w:pPr>
-      <w:r>
-        <w:rPr>
-          <w:lang w:val="zh_CN" w:bidi="zh_CN"/>
-        </w:rPr>
-        <w:t>Audio Content</w:t>
-      </w:r>
-    </w:p>
-    <w:p>
-      <w:pPr/>
-      <w:r>
-        <w:rPr>
-          <w:lang w:val="zh_CN" w:bidi="zh_CN"/>
-        </w:rPr>
-      </w:r>
-      <w:hyperlink r:id="rId13">
-        <w:r>
-          <w:rPr>
-            <w:lang w:val="zh_CN" w:bidi="zh_CN"/>
-          </w:rPr>
-          <w:rPr>
-            <w:color w:val="0000EE"/>
-            <w:u w:val="single"/>
-          </w:rPr>
-          <w:t>mp3 file</w:t>
-        </w:r>
-      </w:hyperlink>
-      <w:r>
-        <w:rPr>
-          <w:lang w:val="zh_CN" w:bidi="zh_CN"/>
-        </w:rPr>
-        <w:t xml:space="preserve"> (None KB)</w:t>
       </w:r>
       <w:r>
         <w:rPr>

--- a/zhs/docx/059.content.docx
+++ b/zhs/docx/059.content.docx
@@ -218,24 +218,36 @@
         </w:rPr>
         <w:t>这个名字的意思是仇敌或控告者。这是</w:t>
       </w:r>
-      <w:r>
-        <w:rPr>
-          <w:lang w:val="zh_CN" w:bidi="zh_CN"/>
-        </w:rPr>
-        <w:t>魔鬼</w:t>
-      </w:r>
+      <w:hyperlink r:id="rId13">
+        <w:r>
+          <w:rPr>
+            <w:lang w:val="zh_CN" w:bidi="zh_CN"/>
+          </w:rPr>
+          <w:rPr>
+            <w:color w:val="0000EE"/>
+            <w:u w:val="single"/>
+          </w:rPr>
+          <w:t>魔鬼</w:t>
+        </w:r>
+      </w:hyperlink>
       <w:r>
         <w:rPr>
           <w:lang w:val="zh_CN" w:bidi="zh_CN"/>
         </w:rPr>
         <w:t>的名字，牠是所有</w:t>
       </w:r>
-      <w:r>
-        <w:rPr>
-          <w:lang w:val="zh_CN" w:bidi="zh_CN"/>
-        </w:rPr>
-        <w:t>邪灵</w:t>
-      </w:r>
+      <w:hyperlink r:id="rId14">
+        <w:r>
+          <w:rPr>
+            <w:lang w:val="zh_CN" w:bidi="zh_CN"/>
+          </w:rPr>
+          <w:rPr>
+            <w:color w:val="0000EE"/>
+            <w:u w:val="single"/>
+          </w:rPr>
+          <w:t>邪灵</w:t>
+        </w:r>
+      </w:hyperlink>
       <w:r>
         <w:rPr>
           <w:lang w:val="zh_CN" w:bidi="zh_CN"/>
@@ -256,12 +268,18 @@
         </w:rPr>
         <w:t>神创造了万物，因此神也创造了所有的灵。神创造他们，就像</w:t>
       </w:r>
-      <w:r>
-        <w:rPr>
-          <w:lang w:val="zh_CN" w:bidi="zh_CN"/>
-        </w:rPr>
-        <w:t>天使</w:t>
-      </w:r>
+      <w:hyperlink r:id="rId15">
+        <w:r>
+          <w:rPr>
+            <w:lang w:val="zh_CN" w:bidi="zh_CN"/>
+          </w:rPr>
+          <w:rPr>
+            <w:color w:val="0000EE"/>
+            <w:u w:val="single"/>
+          </w:rPr>
+          <w:t>天使</w:t>
+        </w:r>
+      </w:hyperlink>
       <w:r>
         <w:rPr>
           <w:lang w:val="zh_CN" w:bidi="zh_CN"/>
@@ -336,12 +354,18 @@
         </w:rPr>
         <w:t>然而，神比撒但强大得多。在耶稣受死并且</w:t>
       </w:r>
-      <w:r>
-        <w:rPr>
-          <w:lang w:val="zh_CN" w:bidi="zh_CN"/>
-        </w:rPr>
-        <w:t>复活</w:t>
-      </w:r>
+      <w:hyperlink r:id="rId16">
+        <w:r>
+          <w:rPr>
+            <w:lang w:val="zh_CN" w:bidi="zh_CN"/>
+          </w:rPr>
+          <w:rPr>
+            <w:color w:val="0000EE"/>
+            <w:u w:val="single"/>
+          </w:rPr>
+          <w:t>复活</w:t>
+        </w:r>
+      </w:hyperlink>
       <w:r>
         <w:rPr>
           <w:lang w:val="zh_CN" w:bidi="zh_CN"/>
@@ -396,36 +420,54 @@
         </w:rPr>
         <w:t>在耶稣时代，</w:t>
       </w:r>
-      <w:r>
-        <w:rPr>
-          <w:lang w:val="zh_CN" w:bidi="zh_CN"/>
-        </w:rPr>
-        <w:t>以色列</w:t>
-      </w:r>
+      <w:hyperlink r:id="rId17">
+        <w:r>
+          <w:rPr>
+            <w:lang w:val="zh_CN" w:bidi="zh_CN"/>
+          </w:rPr>
+          <w:rPr>
+            <w:color w:val="0000EE"/>
+            <w:u w:val="single"/>
+          </w:rPr>
+          <w:t>以色列</w:t>
+        </w:r>
+      </w:hyperlink>
       <w:r>
         <w:rPr>
           <w:lang w:val="zh_CN" w:bidi="zh_CN"/>
         </w:rPr>
         <w:t>有两个重要的宗教</w:t>
       </w:r>
-      <w:r>
-        <w:rPr>
-          <w:lang w:val="zh_CN" w:bidi="zh_CN"/>
-        </w:rPr>
-        <w:t>教师</w:t>
-      </w:r>
+      <w:hyperlink r:id="rId18">
+        <w:r>
+          <w:rPr>
+            <w:lang w:val="zh_CN" w:bidi="zh_CN"/>
+          </w:rPr>
+          <w:rPr>
+            <w:color w:val="0000EE"/>
+            <w:u w:val="single"/>
+          </w:rPr>
+          <w:t>教师</w:t>
+        </w:r>
+      </w:hyperlink>
       <w:r>
         <w:rPr>
           <w:lang w:val="zh_CN" w:bidi="zh_CN"/>
         </w:rPr>
         <w:t>团体。这些人是</w:t>
       </w:r>
-      <w:r>
-        <w:rPr>
-          <w:lang w:val="zh_CN" w:bidi="zh_CN"/>
-        </w:rPr>
-        <w:t>法利赛人</w:t>
-      </w:r>
+      <w:hyperlink r:id="rId19">
+        <w:r>
+          <w:rPr>
+            <w:lang w:val="zh_CN" w:bidi="zh_CN"/>
+          </w:rPr>
+          <w:rPr>
+            <w:color w:val="0000EE"/>
+            <w:u w:val="single"/>
+          </w:rPr>
+          <w:t>法利赛人</w:t>
+        </w:r>
+      </w:hyperlink>
       <w:r>
         <w:rPr>
           <w:lang w:val="zh_CN" w:bidi="zh_CN"/>
@@ -445,48 +487,72 @@
         </w:rPr>
         <w:t>。 法利赛人非常关心完全遵守神的律法，他们甚至制定了一些额外的</w:t>
       </w:r>
-      <w:r>
-        <w:rPr>
-          <w:lang w:val="zh_CN" w:bidi="zh_CN"/>
-        </w:rPr>
-        <w:t>律法</w:t>
-      </w:r>
+      <w:hyperlink r:id="rId20">
+        <w:r>
+          <w:rPr>
+            <w:lang w:val="zh_CN" w:bidi="zh_CN"/>
+          </w:rPr>
+          <w:rPr>
+            <w:color w:val="0000EE"/>
+            <w:u w:val="single"/>
+          </w:rPr>
+          <w:t>律法</w:t>
+        </w:r>
+      </w:hyperlink>
       <w:r>
         <w:rPr>
           <w:lang w:val="zh_CN" w:bidi="zh_CN"/>
         </w:rPr>
         <w:t>。 他们想将自己与不遵守神律法的人隔开。 撒都该人只遵守旧约前五卷书中的律法。 他们</w:t>
       </w:r>
-      <w:r>
-        <w:rPr>
-          <w:lang w:val="zh_CN" w:bidi="zh_CN"/>
-        </w:rPr>
-        <w:t>认为</w:t>
-      </w:r>
+      <w:hyperlink r:id="rId21">
+        <w:r>
+          <w:rPr>
+            <w:lang w:val="zh_CN" w:bidi="zh_CN"/>
+          </w:rPr>
+          <w:rPr>
+            <w:color w:val="0000EE"/>
+            <w:u w:val="single"/>
+          </w:rPr>
+          <w:t>认为</w:t>
+        </w:r>
+      </w:hyperlink>
       <w:r>
         <w:rPr>
           <w:lang w:val="zh_CN" w:bidi="zh_CN"/>
         </w:rPr>
         <w:t>只有旧约的前五卷书才是重要的。 他们不相信死后有生命，也不相信</w:t>
       </w:r>
-      <w:r>
-        <w:rPr>
-          <w:lang w:val="zh_CN" w:bidi="zh_CN"/>
-        </w:rPr>
-        <w:t>天使</w:t>
-      </w:r>
+      <w:hyperlink r:id="rId15">
+        <w:r>
+          <w:rPr>
+            <w:lang w:val="zh_CN" w:bidi="zh_CN"/>
+          </w:rPr>
+          <w:rPr>
+            <w:color w:val="0000EE"/>
+            <w:u w:val="single"/>
+          </w:rPr>
+          <w:t>天使</w:t>
+        </w:r>
+      </w:hyperlink>
       <w:r>
         <w:rPr>
           <w:lang w:val="zh_CN" w:bidi="zh_CN"/>
         </w:rPr>
         <w:t>或</w:t>
       </w:r>
-      <w:r>
-        <w:rPr>
-          <w:lang w:val="zh_CN" w:bidi="zh_CN"/>
-        </w:rPr>
-        <w:t>撒旦</w:t>
-      </w:r>
+      <w:hyperlink r:id="rId22">
+        <w:r>
+          <w:rPr>
+            <w:lang w:val="zh_CN" w:bidi="zh_CN"/>
+          </w:rPr>
+          <w:rPr>
+            <w:color w:val="0000EE"/>
+            <w:u w:val="single"/>
+          </w:rPr>
+          <w:t>撒旦</w:t>
+        </w:r>
+      </w:hyperlink>
       <w:r>
         <w:rPr>
           <w:lang w:val="zh_CN" w:bidi="zh_CN"/>
@@ -515,48 +581,72 @@
           <w:lang w:val="zh_CN" w:bidi="zh_CN"/>
         </w:rPr>
       </w:r>
-      <w:r>
-        <w:rPr>
-          <w:lang w:val="zh_CN" w:bidi="zh_CN"/>
-        </w:rPr>
-        <w:t>耶路撒冷</w:t>
-      </w:r>
+      <w:hyperlink r:id="rId23">
+        <w:r>
+          <w:rPr>
+            <w:lang w:val="zh_CN" w:bidi="zh_CN"/>
+          </w:rPr>
+          <w:rPr>
+            <w:color w:val="0000EE"/>
+            <w:u w:val="single"/>
+          </w:rPr>
+          <w:t>耶路撒冷</w:t>
+        </w:r>
+      </w:hyperlink>
       <w:r>
         <w:rPr>
           <w:lang w:val="zh_CN" w:bidi="zh_CN"/>
         </w:rPr>
         <w:t>有一些</w:t>
       </w:r>
-      <w:r>
-        <w:rPr>
-          <w:lang w:val="zh_CN" w:bidi="zh_CN"/>
-        </w:rPr>
-        <w:t>祭司</w:t>
-      </w:r>
+      <w:hyperlink r:id="rId24">
+        <w:r>
+          <w:rPr>
+            <w:lang w:val="zh_CN" w:bidi="zh_CN"/>
+          </w:rPr>
+          <w:rPr>
+            <w:color w:val="0000EE"/>
+            <w:u w:val="single"/>
+          </w:rPr>
+          <w:t>祭司</w:t>
+        </w:r>
+      </w:hyperlink>
       <w:r>
         <w:rPr>
           <w:lang w:val="zh_CN" w:bidi="zh_CN"/>
         </w:rPr>
         <w:t>是撒都该人。 撒都该人有一些成员也是</w:t>
       </w:r>
-      <w:r>
-        <w:rPr>
-          <w:lang w:val="zh_CN" w:bidi="zh_CN"/>
-        </w:rPr>
-        <w:t>公会</w:t>
-      </w:r>
+      <w:hyperlink r:id="rId25">
+        <w:r>
+          <w:rPr>
+            <w:lang w:val="zh_CN" w:bidi="zh_CN"/>
+          </w:rPr>
+          <w:rPr>
+            <w:color w:val="0000EE"/>
+            <w:u w:val="single"/>
+          </w:rPr>
+          <w:t>公会</w:t>
+        </w:r>
+      </w:hyperlink>
       <w:r>
         <w:rPr>
           <w:lang w:val="zh_CN" w:bidi="zh_CN"/>
         </w:rPr>
         <w:t>，就是</w:t>
       </w:r>
-      <w:r>
-        <w:rPr>
-          <w:lang w:val="zh_CN" w:bidi="zh_CN"/>
-        </w:rPr>
-        <w:t>犹太</w:t>
-      </w:r>
+      <w:hyperlink r:id="rId26">
+        <w:r>
+          <w:rPr>
+            <w:lang w:val="zh_CN" w:bidi="zh_CN"/>
+          </w:rPr>
+          <w:rPr>
+            <w:color w:val="0000EE"/>
+            <w:u w:val="single"/>
+          </w:rPr>
+          <w:t>犹太</w:t>
+        </w:r>
+      </w:hyperlink>
       <w:r>
         <w:rPr>
           <w:lang w:val="zh_CN" w:bidi="zh_CN"/>
